--- a/ghi-chu.docx
+++ b/ghi-chu.docx
@@ -67,6 +67,9 @@
     </w:p>
     <w:p>
       <w:r>
+        <w:rPr>
+          <w:noProof/>
+        </w:rPr>
         <w:drawing>
           <wp:inline distT="0" distB="0" distL="0" distR="0" wp14:anchorId="618EEBD4" wp14:editId="6F2B6EAA">
             <wp:extent cx="5943600" cy="3329305"/>
@@ -112,6 +115,10 @@
           <w:numId w:val="3"/>
         </w:numPr>
         <w:jc w:val="both"/>
+        <w:rPr>
+          <w:b/>
+          <w:bCs/>
+        </w:rPr>
       </w:pPr>
       <w:r>
         <w:t>AJAX (viết tắt của Asynchronous JavaScript and XML) là nhóm các kỹ thuật phát triển web cho phép ứng dụng gửi và nhận dữ liệu từ máy chủ (server) trong nền mà </w:t>
@@ -123,6 +130,218 @@
         </w:rPr>
         <w:t>không làm tải lại (reload) toàn bộ trang web</w:t>
       </w:r>
+    </w:p>
+    <w:p>
+      <w:pPr>
+        <w:rPr>
+          <w:b/>
+          <w:bCs/>
+        </w:rPr>
+      </w:pPr>
+      <w:r>
+        <w:rPr>
+          <w:b/>
+          <w:bCs/>
+        </w:rPr>
+        <w:br w:type="page"/>
+      </w:r>
+    </w:p>
+    <w:p>
+      <w:pPr>
+        <w:pStyle w:val="ListParagraph"/>
+        <w:jc w:val="center"/>
+        <w:rPr>
+          <w:b/>
+          <w:bCs/>
+          <w:sz w:val="32"/>
+          <w:szCs w:val="32"/>
+        </w:rPr>
+      </w:pPr>
+      <w:r>
+        <w:rPr>
+          <w:b/>
+          <w:bCs/>
+          <w:sz w:val="32"/>
+          <w:szCs w:val="32"/>
+        </w:rPr>
+        <w:lastRenderedPageBreak/>
+        <w:t>Cách hiển thị sản phẩm trên trang Home và tái sử dụng phẩn hiển thị sản phẩm</w:t>
+      </w:r>
+    </w:p>
+    <w:p>
+      <w:pPr>
+        <w:pStyle w:val="ListParagraph"/>
+        <w:spacing w:after="0" w:line="360" w:lineRule="auto"/>
+        <w:ind w:left="0"/>
+      </w:pPr>
+      <w:r>
+        <w:rPr>
+          <w:b/>
+          <w:bCs/>
+        </w:rPr>
+        <w:t>Cách hoạt động:</w:t>
+      </w:r>
+    </w:p>
+    <w:p>
+      <w:pPr>
+        <w:pStyle w:val="ListParagraph"/>
+        <w:numPr>
+          <w:ilvl w:val="0"/>
+          <w:numId w:val="5"/>
+        </w:numPr>
+        <w:spacing w:after="0" w:line="360" w:lineRule="auto"/>
+        <w:ind w:left="0"/>
+      </w:pPr>
+      <w:r>
+        <w:rPr>
+          <w:u w:val="single"/>
+        </w:rPr>
+        <w:t>Index.cshtml</w:t>
+      </w:r>
+      <w:r>
+        <w:t xml:space="preserve"> gọi partial view: </w:t>
+      </w:r>
+      <w:r>
+        <w:rPr>
+          <w:b/>
+        </w:rPr>
+        <w:t>@await Html.PartialAsync("_ProductGrid", Model)</w:t>
+      </w:r>
+    </w:p>
+    <w:p>
+      <w:pPr>
+        <w:pStyle w:val="ListParagraph"/>
+        <w:numPr>
+          <w:ilvl w:val="0"/>
+          <w:numId w:val="5"/>
+        </w:numPr>
+        <w:spacing w:after="0" w:line="360" w:lineRule="auto"/>
+        <w:ind w:left="0"/>
+      </w:pPr>
+      <w:r>
+        <w:rPr>
+          <w:u w:val="single"/>
+        </w:rPr>
+        <w:t>_ProductGrid.cshtml</w:t>
+      </w:r>
+      <w:r>
+        <w:t xml:space="preserve"> loop qua danh sách sản phẩm và render từng card</w:t>
+      </w:r>
+    </w:p>
+    <w:p>
+      <w:pPr>
+        <w:pStyle w:val="ListParagraph"/>
+        <w:numPr>
+          <w:ilvl w:val="0"/>
+          <w:numId w:val="5"/>
+        </w:numPr>
+        <w:spacing w:after="0" w:line="360" w:lineRule="auto"/>
+        <w:ind w:left="0"/>
+      </w:pPr>
+      <w:r>
+        <w:t xml:space="preserve">CSS </w:t>
+      </w:r>
+      <w:r>
+        <w:rPr>
+          <w:b/>
+        </w:rPr>
+        <w:t>product-card.css</w:t>
+      </w:r>
+      <w:r>
+        <w:t xml:space="preserve"> định nghĩa styling cho grid và card</w:t>
+      </w:r>
+    </w:p>
+    <w:p>
+      <w:pPr>
+        <w:jc w:val="both"/>
+        <w:rPr>
+          <w:b/>
+          <w:bCs/>
+        </w:rPr>
+      </w:pPr>
+      <w:r>
+        <w:rPr>
+          <w:rFonts w:ascii="Segoe UI Emoji" w:hAnsi="Segoe UI Emoji" w:cs="Segoe UI Emoji"/>
+          <w:b/>
+          <w:bCs/>
+        </w:rPr>
+        <w:t>💡</w:t>
+      </w:r>
+      <w:r>
+        <w:rPr>
+          <w:b/>
+          <w:bCs/>
+        </w:rPr>
+        <w:t xml:space="preserve"> Hiểu đơn giản:</w:t>
+      </w:r>
+    </w:p>
+    <w:p>
+      <w:pPr>
+        <w:numPr>
+          <w:ilvl w:val="0"/>
+          <w:numId w:val="6"/>
+        </w:numPr>
+        <w:jc w:val="both"/>
+      </w:pPr>
+      <w:r>
+        <w:rPr>
+          <w:b/>
+          <w:bCs/>
+        </w:rPr>
+        <w:t>Index.cshtml</w:t>
+      </w:r>
+      <w:r>
+        <w:t>: nơi đặt layout tổng</w:t>
+      </w:r>
+    </w:p>
+    <w:p>
+      <w:pPr>
+        <w:numPr>
+          <w:ilvl w:val="0"/>
+          <w:numId w:val="6"/>
+        </w:numPr>
+        <w:jc w:val="both"/>
+      </w:pPr>
+      <w:r>
+        <w:rPr>
+          <w:b/>
+          <w:bCs/>
+        </w:rPr>
+        <w:t>_ProductGrid.cshtml</w:t>
+      </w:r>
+      <w:r>
+        <w:t>: máy in ra danh sách sản phẩm</w:t>
+      </w:r>
+    </w:p>
+    <w:p>
+      <w:pPr>
+        <w:numPr>
+          <w:ilvl w:val="0"/>
+          <w:numId w:val="6"/>
+        </w:numPr>
+        <w:jc w:val="both"/>
+      </w:pPr>
+      <w:r>
+        <w:rPr>
+          <w:b/>
+          <w:bCs/>
+        </w:rPr>
+        <w:t>product-card.css</w:t>
+      </w:r>
+      <w:r>
+        <w:t xml:space="preserve">: áo quần + make up cho danh sách đó </w:t>
+      </w:r>
+      <w:r>
+        <w:rPr>
+          <w:rFonts w:ascii="Segoe UI Emoji" w:hAnsi="Segoe UI Emoji" w:cs="Segoe UI Emoji"/>
+        </w:rPr>
+        <w:t>😎</w:t>
+      </w:r>
+    </w:p>
+    <w:p>
+      <w:pPr>
+        <w:jc w:val="both"/>
+      </w:pPr>
     </w:p>
     <w:sectPr>
       <w:pgSz w:w="12240" w:h="15840"/>
@@ -137,6 +356,185 @@
 <file path=word/numbering.xml><?xml version="1.0" encoding="utf-8"?>
 <w:numbering xmlns:wpc="http://schemas.microsoft.com/office/word/2010/wordprocessingCanvas" xmlns:cx="http://schemas.microsoft.com/office/drawing/2014/chartex" xmlns:cx1="http://schemas.microsoft.com/office/drawing/2015/9/8/chartex" xmlns:cx2="http://schemas.microsoft.com/office/drawing/2015/10/21/chartex" xmlns:cx3="http://schemas.microsoft.com/office/drawing/2016/5/9/chartex" xmlns:cx4="http://schemas.microsoft.com/office/drawing/2016/5/10/chartex" xmlns:cx5="http://schemas.microsoft.com/office/drawing/2016/5/11/chartex" xmlns:cx6="http://schemas.microsoft.com/office/drawing/2016/5/12/chartex" xmlns:cx7="http://schemas.microsoft.com/office/drawing/2016/5/13/chartex" xmlns:cx8="http://schemas.microsoft.com/office/drawing/2016/5/14/chartex" xmlns:mc="http://schemas.openxmlformats.org/markup-compatibility/2006" xmlns:aink="http://schemas.microsoft.com/office/drawing/2016/ink" xmlns:am3d="http://schemas.microsoft.com/office/drawing/2017/model3d" xmlns:o="urn:schemas-microsoft-com:office:office" xmlns:oel="http://schemas.microsoft.com/office/2019/extlst" xmlns:r="http://schemas.openxmlformats.org/officeDocument/2006/relationships" xmlns:m="http://schemas.openxmlformats.org/officeDocument/2006/math" xmlns:v="urn:schemas-microsoft-com:vml" xmlns:wp14="http://schemas.microsoft.com/office/word/2010/wordprocessingDrawing" xmlns:wp="http://schemas.openxmlformats.org/drawingml/2006/wordprocessingDrawing" xmlns:w10="urn:schemas-microsoft-com:office:word" xmlns:w="http://schemas.openxmlformats.org/wordprocessingml/2006/main" xmlns:w14="http://schemas.microsoft.com/office/word/2010/wordml" xmlns:w15="http://schemas.microsoft.com/office/word/2012/wordml" xmlns:w16cex="http://schemas.microsoft.com/office/word/2018/wordml/cex" xmlns:w16cid="http://schemas.microsoft.com/office/word/2016/wordml/cid" xmlns:w16="http://schemas.microsoft.com/office/word/2018/wordml" xmlns:w16du="http://schemas.microsoft.com/office/word/2023/wordml/word16du" xmlns:w16sdtdh="http://schemas.microsoft.com/office/word/2020/wordml/sdtdatahash" xmlns:w16sdtfl="http://schemas.microsoft.com/office/word/2024/wordml/sdtformatlock" xmlns:w16se="http://schemas.microsoft.com/office/word/2015/wordml/symex" xmlns:wpg="http://schemas.microsoft.com/office/word/2010/wordprocessingGroup" xmlns:wpi="http://schemas.microsoft.com/office/word/2010/wordprocessingInk" xmlns:wne="http://schemas.microsoft.com/office/word/2006/wordml" xmlns:wps="http://schemas.microsoft.com/office/word/2010/wordprocessingShape" mc:Ignorable="w14 w15 w16se w16cid w16 w16cex w16sdtdh w16sdtfl w16du wp14">
   <w:abstractNum w:abstractNumId="0" w15:restartNumberingAfterBreak="0">
+    <w:nsid w:val="397D3B3E"/>
+    <w:multiLevelType w:val="singleLevel"/>
+    <w:tmpl w:val="DA300D60"/>
+    <w:lvl w:ilvl="0">
+      <w:start w:val="1"/>
+      <w:numFmt w:val="decimal"/>
+      <w:lvlText w:val="%1."/>
+      <w:legacy w:legacy="1" w:legacySpace="0" w:legacyIndent="0"/>
+      <w:lvlJc w:val="left"/>
+      <w:rPr>
+        <w:rFonts w:ascii="Times New Roman" w:hAnsi="Times New Roman" w:cs="Times New Roman" w:hint="default"/>
+      </w:rPr>
+    </w:lvl>
+  </w:abstractNum>
+  <w:abstractNum w:abstractNumId="1" w15:restartNumberingAfterBreak="0">
+    <w:nsid w:val="50FB6796"/>
+    <w:multiLevelType w:val="multilevel"/>
+    <w:tmpl w:val="63FC412C"/>
+    <w:lvl w:ilvl="0">
+      <w:start w:val="1"/>
+      <w:numFmt w:val="bullet"/>
+      <w:lvlText w:val=""/>
+      <w:lvlJc w:val="left"/>
+      <w:pPr>
+        <w:tabs>
+          <w:tab w:val="num" w:pos="720"/>
+        </w:tabs>
+        <w:ind w:left="720" w:hanging="360"/>
+      </w:pPr>
+      <w:rPr>
+        <w:rFonts w:ascii="Symbol" w:hAnsi="Symbol" w:hint="default"/>
+        <w:sz w:val="20"/>
+      </w:rPr>
+    </w:lvl>
+    <w:lvl w:ilvl="1" w:tentative="1">
+      <w:start w:val="1"/>
+      <w:numFmt w:val="bullet"/>
+      <w:lvlText w:val="o"/>
+      <w:lvlJc w:val="left"/>
+      <w:pPr>
+        <w:tabs>
+          <w:tab w:val="num" w:pos="1440"/>
+        </w:tabs>
+        <w:ind w:left="1440" w:hanging="360"/>
+      </w:pPr>
+      <w:rPr>
+        <w:rFonts w:ascii="Courier New" w:hAnsi="Courier New" w:hint="default"/>
+        <w:sz w:val="20"/>
+      </w:rPr>
+    </w:lvl>
+    <w:lvl w:ilvl="2" w:tentative="1">
+      <w:start w:val="1"/>
+      <w:numFmt w:val="bullet"/>
+      <w:lvlText w:val=""/>
+      <w:lvlJc w:val="left"/>
+      <w:pPr>
+        <w:tabs>
+          <w:tab w:val="num" w:pos="2160"/>
+        </w:tabs>
+        <w:ind w:left="2160" w:hanging="360"/>
+      </w:pPr>
+      <w:rPr>
+        <w:rFonts w:ascii="Wingdings" w:hAnsi="Wingdings" w:hint="default"/>
+        <w:sz w:val="20"/>
+      </w:rPr>
+    </w:lvl>
+    <w:lvl w:ilvl="3" w:tentative="1">
+      <w:start w:val="1"/>
+      <w:numFmt w:val="bullet"/>
+      <w:lvlText w:val=""/>
+      <w:lvlJc w:val="left"/>
+      <w:pPr>
+        <w:tabs>
+          <w:tab w:val="num" w:pos="2880"/>
+        </w:tabs>
+        <w:ind w:left="2880" w:hanging="360"/>
+      </w:pPr>
+      <w:rPr>
+        <w:rFonts w:ascii="Wingdings" w:hAnsi="Wingdings" w:hint="default"/>
+        <w:sz w:val="20"/>
+      </w:rPr>
+    </w:lvl>
+    <w:lvl w:ilvl="4" w:tentative="1">
+      <w:start w:val="1"/>
+      <w:numFmt w:val="bullet"/>
+      <w:lvlText w:val=""/>
+      <w:lvlJc w:val="left"/>
+      <w:pPr>
+        <w:tabs>
+          <w:tab w:val="num" w:pos="3600"/>
+        </w:tabs>
+        <w:ind w:left="3600" w:hanging="360"/>
+      </w:pPr>
+      <w:rPr>
+        <w:rFonts w:ascii="Wingdings" w:hAnsi="Wingdings" w:hint="default"/>
+        <w:sz w:val="20"/>
+      </w:rPr>
+    </w:lvl>
+    <w:lvl w:ilvl="5" w:tentative="1">
+      <w:start w:val="1"/>
+      <w:numFmt w:val="bullet"/>
+      <w:lvlText w:val=""/>
+      <w:lvlJc w:val="left"/>
+      <w:pPr>
+        <w:tabs>
+          <w:tab w:val="num" w:pos="4320"/>
+        </w:tabs>
+        <w:ind w:left="4320" w:hanging="360"/>
+      </w:pPr>
+      <w:rPr>
+        <w:rFonts w:ascii="Wingdings" w:hAnsi="Wingdings" w:hint="default"/>
+        <w:sz w:val="20"/>
+      </w:rPr>
+    </w:lvl>
+    <w:lvl w:ilvl="6" w:tentative="1">
+      <w:start w:val="1"/>
+      <w:numFmt w:val="bullet"/>
+      <w:lvlText w:val=""/>
+      <w:lvlJc w:val="left"/>
+      <w:pPr>
+        <w:tabs>
+          <w:tab w:val="num" w:pos="5040"/>
+        </w:tabs>
+        <w:ind w:left="5040" w:hanging="360"/>
+      </w:pPr>
+      <w:rPr>
+        <w:rFonts w:ascii="Wingdings" w:hAnsi="Wingdings" w:hint="default"/>
+        <w:sz w:val="20"/>
+      </w:rPr>
+    </w:lvl>
+    <w:lvl w:ilvl="7" w:tentative="1">
+      <w:start w:val="1"/>
+      <w:numFmt w:val="bullet"/>
+      <w:lvlText w:val=""/>
+      <w:lvlJc w:val="left"/>
+      <w:pPr>
+        <w:tabs>
+          <w:tab w:val="num" w:pos="5760"/>
+        </w:tabs>
+        <w:ind w:left="5760" w:hanging="360"/>
+      </w:pPr>
+      <w:rPr>
+        <w:rFonts w:ascii="Wingdings" w:hAnsi="Wingdings" w:hint="default"/>
+        <w:sz w:val="20"/>
+      </w:rPr>
+    </w:lvl>
+    <w:lvl w:ilvl="8" w:tentative="1">
+      <w:start w:val="1"/>
+      <w:numFmt w:val="bullet"/>
+      <w:lvlText w:val=""/>
+      <w:lvlJc w:val="left"/>
+      <w:pPr>
+        <w:tabs>
+          <w:tab w:val="num" w:pos="6480"/>
+        </w:tabs>
+        <w:ind w:left="6480" w:hanging="360"/>
+      </w:pPr>
+      <w:rPr>
+        <w:rFonts w:ascii="Wingdings" w:hAnsi="Wingdings" w:hint="default"/>
+        <w:sz w:val="20"/>
+      </w:rPr>
+    </w:lvl>
+  </w:abstractNum>
+  <w:abstractNum w:abstractNumId="2" w15:restartNumberingAfterBreak="0">
+    <w:nsid w:val="64032065"/>
+    <w:multiLevelType w:val="singleLevel"/>
+    <w:tmpl w:val="DA300D60"/>
+    <w:lvl w:ilvl="0">
+      <w:start w:val="1"/>
+      <w:numFmt w:val="decimal"/>
+      <w:lvlText w:val="%1."/>
+      <w:legacy w:legacy="1" w:legacySpace="0" w:legacyIndent="0"/>
+      <w:lvlJc w:val="left"/>
+      <w:rPr>
+        <w:rFonts w:ascii="Times New Roman" w:hAnsi="Times New Roman" w:cs="Times New Roman" w:hint="default"/>
+      </w:rPr>
+    </w:lvl>
+  </w:abstractNum>
+  <w:abstractNum w:abstractNumId="3" w15:restartNumberingAfterBreak="0">
     <w:nsid w:val="6B14281A"/>
     <w:multiLevelType w:val="multilevel"/>
     <w:tmpl w:val="60DAED14"/>
@@ -250,7 +648,7 @@
       </w:pPr>
     </w:lvl>
   </w:abstractNum>
-  <w:abstractNum w:abstractNumId="1" w15:restartNumberingAfterBreak="0">
+  <w:abstractNum w:abstractNumId="4" w15:restartNumberingAfterBreak="0">
     <w:nsid w:val="73B52B43"/>
     <w:multiLevelType w:val="multilevel"/>
     <w:tmpl w:val="59884D7E"/>
@@ -367,7 +765,7 @@
       </w:rPr>
     </w:lvl>
   </w:abstractNum>
-  <w:abstractNum w:abstractNumId="2" w15:restartNumberingAfterBreak="0">
+  <w:abstractNum w:abstractNumId="5" w15:restartNumberingAfterBreak="0">
     <w:nsid w:val="7711182D"/>
     <w:multiLevelType w:val="hybridMultilevel"/>
     <w:tmpl w:val="87B6BE7A"/>
@@ -480,13 +878,22 @@
     </w:lvl>
   </w:abstractNum>
   <w:num w:numId="1" w16cid:durableId="430272983">
-    <w:abstractNumId w:val="1"/>
+    <w:abstractNumId w:val="4"/>
   </w:num>
   <w:num w:numId="2" w16cid:durableId="1303316539">
+    <w:abstractNumId w:val="3"/>
+  </w:num>
+  <w:num w:numId="3" w16cid:durableId="258491012">
+    <w:abstractNumId w:val="5"/>
+  </w:num>
+  <w:num w:numId="4" w16cid:durableId="967274466">
     <w:abstractNumId w:val="0"/>
   </w:num>
-  <w:num w:numId="3" w16cid:durableId="258491012">
+  <w:num w:numId="5" w16cid:durableId="278413042">
     <w:abstractNumId w:val="2"/>
+  </w:num>
+  <w:num w:numId="6" w16cid:durableId="1253318593">
+    <w:abstractNumId w:val="1"/>
   </w:num>
 </w:numbering>
 </file>

--- a/ghi-chu.docx
+++ b/ghi-chu.docx
@@ -320,6 +320,9 @@
           <w:numId w:val="6"/>
         </w:numPr>
         <w:jc w:val="both"/>
+        <w:rPr>
+          <w:rFonts w:ascii="Segoe UI Emoji" w:hAnsi="Segoe UI Emoji" w:cs="Segoe UI Emoji"/>
+        </w:rPr>
       </w:pPr>
       <w:r>
         <w:rPr>
@@ -340,8 +343,122 @@
     </w:p>
     <w:p>
       <w:pPr>
-        <w:jc w:val="both"/>
-      </w:pPr>
+        <w:rPr>
+          <w:rFonts w:ascii="Segoe UI Emoji" w:hAnsi="Segoe UI Emoji" w:cs="Segoe UI Emoji"/>
+        </w:rPr>
+      </w:pPr>
+      <w:r>
+        <w:rPr>
+          <w:rFonts w:ascii="Segoe UI Emoji" w:hAnsi="Segoe UI Emoji" w:cs="Segoe UI Emoji"/>
+        </w:rPr>
+        <w:br w:type="page"/>
+      </w:r>
+    </w:p>
+    <w:p>
+      <w:pPr>
+        <w:ind w:left="720"/>
+        <w:jc w:val="center"/>
+        <w:rPr>
+          <w:b/>
+          <w:bCs/>
+          <w:sz w:val="32"/>
+          <w:szCs w:val="32"/>
+        </w:rPr>
+      </w:pPr>
+      <w:r>
+        <w:rPr>
+          <w:b/>
+          <w:bCs/>
+          <w:sz w:val="32"/>
+          <w:szCs w:val="32"/>
+        </w:rPr>
+        <w:lastRenderedPageBreak/>
+        <w:t>Hiển thị sản phẩm nổi bật</w:t>
+      </w:r>
+    </w:p>
+    <w:p>
+      <w:pPr>
+        <w:jc w:val="center"/>
+      </w:pPr>
+      <w:r>
+        <w:drawing>
+          <wp:inline distT="0" distB="0" distL="0" distR="0" wp14:anchorId="70C47374" wp14:editId="3B8E0E38">
+            <wp:extent cx="4734586" cy="2229161"/>
+            <wp:effectExtent l="0" t="0" r="8890" b="0"/>
+            <wp:docPr id="1054921524" name="Picture 1"/>
+            <wp:cNvGraphicFramePr>
+              <a:graphicFrameLocks xmlns:a="http://schemas.openxmlformats.org/drawingml/2006/main" noChangeAspect="1"/>
+            </wp:cNvGraphicFramePr>
+            <a:graphic xmlns:a="http://schemas.openxmlformats.org/drawingml/2006/main">
+              <a:graphicData uri="http://schemas.openxmlformats.org/drawingml/2006/picture">
+                <pic:pic xmlns:pic="http://schemas.openxmlformats.org/drawingml/2006/picture">
+                  <pic:nvPicPr>
+                    <pic:cNvPr id="1054921524" name=""/>
+                    <pic:cNvPicPr/>
+                  </pic:nvPicPr>
+                  <pic:blipFill>
+                    <a:blip r:embed="rId7"/>
+                    <a:stretch>
+                      <a:fillRect/>
+                    </a:stretch>
+                  </pic:blipFill>
+                  <pic:spPr>
+                    <a:xfrm>
+                      <a:off x="0" y="0"/>
+                      <a:ext cx="4734586" cy="2229161"/>
+                    </a:xfrm>
+                    <a:prstGeom prst="rect">
+                      <a:avLst/>
+                    </a:prstGeom>
+                  </pic:spPr>
+                </pic:pic>
+              </a:graphicData>
+            </a:graphic>
+          </wp:inline>
+        </w:drawing>
+      </w:r>
+    </w:p>
+    <w:p>
+      <w:pPr>
+        <w:jc w:val="center"/>
+      </w:pPr>
+      <w:r>
+        <w:drawing>
+          <wp:inline distT="0" distB="0" distL="0" distR="0" wp14:anchorId="4AD57983" wp14:editId="7AA38182">
+            <wp:extent cx="4658375" cy="3181794"/>
+            <wp:effectExtent l="0" t="0" r="8890" b="0"/>
+            <wp:docPr id="1827525813" name="Picture 1"/>
+            <wp:cNvGraphicFramePr>
+              <a:graphicFrameLocks xmlns:a="http://schemas.openxmlformats.org/drawingml/2006/main" noChangeAspect="1"/>
+            </wp:cNvGraphicFramePr>
+            <a:graphic xmlns:a="http://schemas.openxmlformats.org/drawingml/2006/main">
+              <a:graphicData uri="http://schemas.openxmlformats.org/drawingml/2006/picture">
+                <pic:pic xmlns:pic="http://schemas.openxmlformats.org/drawingml/2006/picture">
+                  <pic:nvPicPr>
+                    <pic:cNvPr id="1827525813" name=""/>
+                    <pic:cNvPicPr/>
+                  </pic:nvPicPr>
+                  <pic:blipFill>
+                    <a:blip r:embed="rId8"/>
+                    <a:stretch>
+                      <a:fillRect/>
+                    </a:stretch>
+                  </pic:blipFill>
+                  <pic:spPr>
+                    <a:xfrm>
+                      <a:off x="0" y="0"/>
+                      <a:ext cx="4658375" cy="3181794"/>
+                    </a:xfrm>
+                    <a:prstGeom prst="rect">
+                      <a:avLst/>
+                    </a:prstGeom>
+                  </pic:spPr>
+                </pic:pic>
+              </a:graphicData>
+            </a:graphic>
+          </wp:inline>
+        </w:drawing>
+      </w:r>
     </w:p>
     <w:sectPr>
       <w:pgSz w:w="12240" w:h="15840"/>
@@ -1501,6 +1618,7 @@
   <w:style w:type="character" w:default="1" w:styleId="DefaultParagraphFont">
     <w:name w:val="Default Paragraph Font"/>
     <w:uiPriority w:val="1"/>
+    <w:semiHidden/>
     <w:unhideWhenUsed/>
   </w:style>
   <w:style w:type="table" w:default="1" w:styleId="TableNormal">

--- a/ghi-chu.docx
+++ b/ghi-chu.docx
@@ -381,6 +381,9 @@
         <w:jc w:val="center"/>
       </w:pPr>
       <w:r>
+        <w:rPr>
+          <w:noProof/>
+        </w:rPr>
         <w:drawing>
           <wp:inline distT="0" distB="0" distL="0" distR="0" wp14:anchorId="70C47374" wp14:editId="3B8E0E38">
             <wp:extent cx="4734586" cy="2229161"/>
@@ -423,6 +426,9 @@
         <w:jc w:val="center"/>
       </w:pPr>
       <w:r>
+        <w:rPr>
+          <w:noProof/>
+        </w:rPr>
         <w:drawing>
           <wp:inline distT="0" distB="0" distL="0" distR="0" wp14:anchorId="4AD57983" wp14:editId="7AA38182">
             <wp:extent cx="4658375" cy="3181794"/>
@@ -460,6 +466,420 @@
         </w:drawing>
       </w:r>
     </w:p>
+    <w:p>
+      <w:r>
+        <w:br w:type="page"/>
+      </w:r>
+    </w:p>
+    <w:p>
+      <w:pPr>
+        <w:jc w:val="center"/>
+        <w:rPr>
+          <w:b/>
+          <w:bCs/>
+          <w:sz w:val="32"/>
+          <w:szCs w:val="32"/>
+        </w:rPr>
+      </w:pPr>
+      <w:r>
+        <w:rPr>
+          <w:b/>
+          <w:bCs/>
+          <w:sz w:val="32"/>
+          <w:szCs w:val="32"/>
+        </w:rPr>
+        <w:lastRenderedPageBreak/>
+        <w:t>Null trong ASP.NET</w:t>
+      </w:r>
+    </w:p>
+    <w:p>
+      <w:r>
+        <w:rPr>
+          <w:noProof/>
+        </w:rPr>
+        <w:drawing>
+          <wp:inline distT="0" distB="0" distL="0" distR="0" wp14:anchorId="5F9023CB" wp14:editId="6351ECA2">
+            <wp:extent cx="5943600" cy="1689735"/>
+            <wp:effectExtent l="0" t="0" r="0" b="5715"/>
+            <wp:docPr id="825790967" name="Picture 1"/>
+            <wp:cNvGraphicFramePr>
+              <a:graphicFrameLocks xmlns:a="http://schemas.openxmlformats.org/drawingml/2006/main" noChangeAspect="1"/>
+            </wp:cNvGraphicFramePr>
+            <a:graphic xmlns:a="http://schemas.openxmlformats.org/drawingml/2006/main">
+              <a:graphicData uri="http://schemas.openxmlformats.org/drawingml/2006/picture">
+                <pic:pic xmlns:pic="http://schemas.openxmlformats.org/drawingml/2006/picture">
+                  <pic:nvPicPr>
+                    <pic:cNvPr id="825790967" name=""/>
+                    <pic:cNvPicPr/>
+                  </pic:nvPicPr>
+                  <pic:blipFill>
+                    <a:blip r:embed="rId9"/>
+                    <a:stretch>
+                      <a:fillRect/>
+                    </a:stretch>
+                  </pic:blipFill>
+                  <pic:spPr>
+                    <a:xfrm>
+                      <a:off x="0" y="0"/>
+                      <a:ext cx="5943600" cy="1689735"/>
+                    </a:xfrm>
+                    <a:prstGeom prst="rect">
+                      <a:avLst/>
+                    </a:prstGeom>
+                  </pic:spPr>
+                </pic:pic>
+              </a:graphicData>
+            </a:graphic>
+          </wp:inline>
+        </w:drawing>
+      </w:r>
+    </w:p>
+    <w:p>
+      <w:r>
+        <w:rPr>
+          <w:noProof/>
+        </w:rPr>
+        <w:drawing>
+          <wp:inline distT="0" distB="0" distL="0" distR="0" wp14:anchorId="69869C12" wp14:editId="4645B2D6">
+            <wp:extent cx="5943600" cy="3074670"/>
+            <wp:effectExtent l="0" t="0" r="0" b="0"/>
+            <wp:docPr id="570730131" name="Picture 1"/>
+            <wp:cNvGraphicFramePr>
+              <a:graphicFrameLocks xmlns:a="http://schemas.openxmlformats.org/drawingml/2006/main" noChangeAspect="1"/>
+            </wp:cNvGraphicFramePr>
+            <a:graphic xmlns:a="http://schemas.openxmlformats.org/drawingml/2006/main">
+              <a:graphicData uri="http://schemas.openxmlformats.org/drawingml/2006/picture">
+                <pic:pic xmlns:pic="http://schemas.openxmlformats.org/drawingml/2006/picture">
+                  <pic:nvPicPr>
+                    <pic:cNvPr id="570730131" name=""/>
+                    <pic:cNvPicPr/>
+                  </pic:nvPicPr>
+                  <pic:blipFill>
+                    <a:blip r:embed="rId10"/>
+                    <a:stretch>
+                      <a:fillRect/>
+                    </a:stretch>
+                  </pic:blipFill>
+                  <pic:spPr>
+                    <a:xfrm>
+                      <a:off x="0" y="0"/>
+                      <a:ext cx="5943600" cy="3074670"/>
+                    </a:xfrm>
+                    <a:prstGeom prst="rect">
+                      <a:avLst/>
+                    </a:prstGeom>
+                  </pic:spPr>
+                </pic:pic>
+              </a:graphicData>
+            </a:graphic>
+          </wp:inline>
+        </w:drawing>
+      </w:r>
+    </w:p>
+    <w:p>
+      <w:r>
+        <w:rPr>
+          <w:noProof/>
+        </w:rPr>
+        <w:drawing>
+          <wp:inline distT="0" distB="0" distL="0" distR="0" wp14:anchorId="7FF46E34" wp14:editId="7C65D2C6">
+            <wp:extent cx="5072932" cy="2520749"/>
+            <wp:effectExtent l="0" t="0" r="0" b="0"/>
+            <wp:docPr id="2251419" name="Picture 1"/>
+            <wp:cNvGraphicFramePr>
+              <a:graphicFrameLocks xmlns:a="http://schemas.openxmlformats.org/drawingml/2006/main" noChangeAspect="1"/>
+            </wp:cNvGraphicFramePr>
+            <a:graphic xmlns:a="http://schemas.openxmlformats.org/drawingml/2006/main">
+              <a:graphicData uri="http://schemas.openxmlformats.org/drawingml/2006/picture">
+                <pic:pic xmlns:pic="http://schemas.openxmlformats.org/drawingml/2006/picture">
+                  <pic:nvPicPr>
+                    <pic:cNvPr id="2251419" name=""/>
+                    <pic:cNvPicPr/>
+                  </pic:nvPicPr>
+                  <pic:blipFill>
+                    <a:blip r:embed="rId11"/>
+                    <a:stretch>
+                      <a:fillRect/>
+                    </a:stretch>
+                  </pic:blipFill>
+                  <pic:spPr>
+                    <a:xfrm>
+                      <a:off x="0" y="0"/>
+                      <a:ext cx="5075971" cy="2522259"/>
+                    </a:xfrm>
+                    <a:prstGeom prst="rect">
+                      <a:avLst/>
+                    </a:prstGeom>
+                  </pic:spPr>
+                </pic:pic>
+              </a:graphicData>
+            </a:graphic>
+          </wp:inline>
+        </w:drawing>
+      </w:r>
+    </w:p>
+    <w:p>
+      <w:pPr>
+        <w:jc w:val="center"/>
+        <w:rPr>
+          <w:b/>
+          <w:bCs/>
+          <w:sz w:val="32"/>
+          <w:szCs w:val="32"/>
+        </w:rPr>
+      </w:pPr>
+      <w:r>
+        <w:rPr>
+          <w:b/>
+          <w:bCs/>
+          <w:sz w:val="32"/>
+          <w:szCs w:val="32"/>
+        </w:rPr>
+        <w:lastRenderedPageBreak/>
+        <w:t>Navigation Property (Thuộc tính điều hướng)</w:t>
+      </w:r>
+    </w:p>
+    <w:p>
+      <w:r>
+        <w:rPr>
+          <w:noProof/>
+        </w:rPr>
+        <w:drawing>
+          <wp:inline distT="0" distB="0" distL="0" distR="0" wp14:anchorId="1A2BAE58" wp14:editId="784F5CB4">
+            <wp:extent cx="5943600" cy="2005965"/>
+            <wp:effectExtent l="0" t="0" r="0" b="0"/>
+            <wp:docPr id="846484975" name="Picture 1"/>
+            <wp:cNvGraphicFramePr>
+              <a:graphicFrameLocks xmlns:a="http://schemas.openxmlformats.org/drawingml/2006/main" noChangeAspect="1"/>
+            </wp:cNvGraphicFramePr>
+            <a:graphic xmlns:a="http://schemas.openxmlformats.org/drawingml/2006/main">
+              <a:graphicData uri="http://schemas.openxmlformats.org/drawingml/2006/picture">
+                <pic:pic xmlns:pic="http://schemas.openxmlformats.org/drawingml/2006/picture">
+                  <pic:nvPicPr>
+                    <pic:cNvPr id="846484975" name=""/>
+                    <pic:cNvPicPr/>
+                  </pic:nvPicPr>
+                  <pic:blipFill>
+                    <a:blip r:embed="rId12"/>
+                    <a:stretch>
+                      <a:fillRect/>
+                    </a:stretch>
+                  </pic:blipFill>
+                  <pic:spPr>
+                    <a:xfrm>
+                      <a:off x="0" y="0"/>
+                      <a:ext cx="5943600" cy="2005965"/>
+                    </a:xfrm>
+                    <a:prstGeom prst="rect">
+                      <a:avLst/>
+                    </a:prstGeom>
+                  </pic:spPr>
+                </pic:pic>
+              </a:graphicData>
+            </a:graphic>
+          </wp:inline>
+        </w:drawing>
+      </w:r>
+    </w:p>
+    <w:p>
+      <w:r>
+        <w:rPr>
+          <w:noProof/>
+        </w:rPr>
+        <w:drawing>
+          <wp:inline distT="0" distB="0" distL="0" distR="0" wp14:anchorId="6AF52A8D" wp14:editId="5A6E4348">
+            <wp:extent cx="4744112" cy="1286054"/>
+            <wp:effectExtent l="0" t="0" r="0" b="9525"/>
+            <wp:docPr id="159986253" name="Picture 1"/>
+            <wp:cNvGraphicFramePr>
+              <a:graphicFrameLocks xmlns:a="http://schemas.openxmlformats.org/drawingml/2006/main" noChangeAspect="1"/>
+            </wp:cNvGraphicFramePr>
+            <a:graphic xmlns:a="http://schemas.openxmlformats.org/drawingml/2006/main">
+              <a:graphicData uri="http://schemas.openxmlformats.org/drawingml/2006/picture">
+                <pic:pic xmlns:pic="http://schemas.openxmlformats.org/drawingml/2006/picture">
+                  <pic:nvPicPr>
+                    <pic:cNvPr id="159986253" name=""/>
+                    <pic:cNvPicPr/>
+                  </pic:nvPicPr>
+                  <pic:blipFill>
+                    <a:blip r:embed="rId13"/>
+                    <a:stretch>
+                      <a:fillRect/>
+                    </a:stretch>
+                  </pic:blipFill>
+                  <pic:spPr>
+                    <a:xfrm>
+                      <a:off x="0" y="0"/>
+                      <a:ext cx="4744112" cy="1286054"/>
+                    </a:xfrm>
+                    <a:prstGeom prst="rect">
+                      <a:avLst/>
+                    </a:prstGeom>
+                  </pic:spPr>
+                </pic:pic>
+              </a:graphicData>
+            </a:graphic>
+          </wp:inline>
+        </w:drawing>
+      </w:r>
+      <w:r>
+        <w:rPr>
+          <w:noProof/>
+        </w:rPr>
+        <w:drawing>
+          <wp:inline distT="0" distB="0" distL="0" distR="0" wp14:anchorId="16E0BC8C" wp14:editId="0EDD03DD">
+            <wp:extent cx="5943600" cy="4273550"/>
+            <wp:effectExtent l="0" t="0" r="0" b="0"/>
+            <wp:docPr id="2104857967" name="Picture 1"/>
+            <wp:cNvGraphicFramePr>
+              <a:graphicFrameLocks xmlns:a="http://schemas.openxmlformats.org/drawingml/2006/main" noChangeAspect="1"/>
+            </wp:cNvGraphicFramePr>
+            <a:graphic xmlns:a="http://schemas.openxmlformats.org/drawingml/2006/main">
+              <a:graphicData uri="http://schemas.openxmlformats.org/drawingml/2006/picture">
+                <pic:pic xmlns:pic="http://schemas.openxmlformats.org/drawingml/2006/picture">
+                  <pic:nvPicPr>
+                    <pic:cNvPr id="2104857967" name=""/>
+                    <pic:cNvPicPr/>
+                  </pic:nvPicPr>
+                  <pic:blipFill>
+                    <a:blip r:embed="rId14"/>
+                    <a:stretch>
+                      <a:fillRect/>
+                    </a:stretch>
+                  </pic:blipFill>
+                  <pic:spPr>
+                    <a:xfrm>
+                      <a:off x="0" y="0"/>
+                      <a:ext cx="5943600" cy="4273550"/>
+                    </a:xfrm>
+                    <a:prstGeom prst="rect">
+                      <a:avLst/>
+                    </a:prstGeom>
+                  </pic:spPr>
+                </pic:pic>
+              </a:graphicData>
+            </a:graphic>
+          </wp:inline>
+        </w:drawing>
+      </w:r>
+    </w:p>
+    <w:p>
+      <w:pPr>
+        <w:pStyle w:val="ListParagraph"/>
+        <w:numPr>
+          <w:ilvl w:val="0"/>
+          <w:numId w:val="3"/>
+        </w:numPr>
+      </w:pPr>
+      <w:r>
+        <w:lastRenderedPageBreak/>
+        <w:t>hiển thị tên sản phẩm đó</w:t>
+      </w:r>
+    </w:p>
+    <w:p>
+      <w:r>
+        <w:br w:type="page"/>
+      </w:r>
+      <w:r>
+        <w:lastRenderedPageBreak/>
+        <w:br w:type="page"/>
+      </w:r>
+    </w:p>
+    <w:p>
+      <w:pPr>
+        <w:rPr>
+          <w:b/>
+          <w:bCs/>
+          <w:sz w:val="32"/>
+          <w:szCs w:val="32"/>
+        </w:rPr>
+      </w:pPr>
+      <w:r>
+        <w:rPr>
+          <w:b/>
+          <w:bCs/>
+          <w:sz w:val="32"/>
+          <w:szCs w:val="32"/>
+        </w:rPr>
+        <w:lastRenderedPageBreak/>
+        <w:t>CHECK LỖ VIEW:</w:t>
+      </w:r>
+    </w:p>
+    <w:p>
+      <w:r>
+        <w:t>&lt;</w:t>
+      </w:r>
+      <w:r>
+        <w:rPr>
+          <w:b/>
+          <w:bCs/>
+        </w:rPr>
+        <w:t>div</w:t>
+      </w:r>
+      <w:r>
+        <w:t xml:space="preserve"> </w:t>
+      </w:r>
+      <w:r>
+        <w:rPr>
+          <w:b/>
+          <w:bCs/>
+        </w:rPr>
+        <w:t>asp-validation-summary</w:t>
+      </w:r>
+      <w:r>
+        <w:t>="All" class="text-danger"&gt;&lt;/</w:t>
+      </w:r>
+      <w:r>
+        <w:rPr>
+          <w:b/>
+          <w:bCs/>
+        </w:rPr>
+        <w:t>div</w:t>
+      </w:r>
+      <w:r>
+        <w:t>&gt;</w:t>
+      </w:r>
+    </w:p>
+    <w:p>
+      <w:r>
+        <w:drawing>
+          <wp:inline distT="0" distB="0" distL="0" distR="0" wp14:anchorId="75479F94" wp14:editId="4AF322A7">
+            <wp:extent cx="5943600" cy="803910"/>
+            <wp:effectExtent l="0" t="0" r="0" b="0"/>
+            <wp:docPr id="1551440781" name="Picture 1"/>
+            <wp:cNvGraphicFramePr>
+              <a:graphicFrameLocks xmlns:a="http://schemas.openxmlformats.org/drawingml/2006/main" noChangeAspect="1"/>
+            </wp:cNvGraphicFramePr>
+            <a:graphic xmlns:a="http://schemas.openxmlformats.org/drawingml/2006/main">
+              <a:graphicData uri="http://schemas.openxmlformats.org/drawingml/2006/picture">
+                <pic:pic xmlns:pic="http://schemas.openxmlformats.org/drawingml/2006/picture">
+                  <pic:nvPicPr>
+                    <pic:cNvPr id="1551440781" name=""/>
+                    <pic:cNvPicPr/>
+                  </pic:nvPicPr>
+                  <pic:blipFill>
+                    <a:blip r:embed="rId15"/>
+                    <a:stretch>
+                      <a:fillRect/>
+                    </a:stretch>
+                  </pic:blipFill>
+                  <pic:spPr>
+                    <a:xfrm>
+                      <a:off x="0" y="0"/>
+                      <a:ext cx="5943600" cy="803910"/>
+                    </a:xfrm>
+                    <a:prstGeom prst="rect">
+                      <a:avLst/>
+                    </a:prstGeom>
+                  </pic:spPr>
+                </pic:pic>
+              </a:graphicData>
+            </a:graphic>
+          </wp:inline>
+        </w:drawing>
+      </w:r>
+    </w:p>
+    <w:p/>
     <w:sectPr>
       <w:pgSz w:w="12240" w:h="15840"/>
       <w:pgMar w:top="1440" w:right="1440" w:bottom="1440" w:left="1440" w:header="720" w:footer="720" w:gutter="0"/>
@@ -1618,7 +2038,6 @@
   <w:style w:type="character" w:default="1" w:styleId="DefaultParagraphFont">
     <w:name w:val="Default Paragraph Font"/>
     <w:uiPriority w:val="1"/>
-    <w:semiHidden/>
     <w:unhideWhenUsed/>
   </w:style>
   <w:style w:type="table" w:default="1" w:styleId="TableNormal">

--- a/ghi-chu.docx
+++ b/ghi-chu.docx
@@ -877,6 +877,65 @@
             </a:graphic>
           </wp:inline>
         </w:drawing>
+      </w:r>
+      <w:r>
+        <w:br/>
+      </w:r>
+    </w:p>
+    <w:p>
+      <w:r>
+        <w:t xml:space="preserve">Thêm sửa sản phẩm: </w:t>
+      </w:r>
+    </w:p>
+    <w:p>
+      <w:r>
+        <w:t xml:space="preserve">1) </w:t>
+      </w:r>
+      <w:r>
+        <w:t xml:space="preserve">Sửa </w:t>
+      </w:r>
+      <w:r>
+        <w:rPr>
+          <w:u w:val="single"/>
+        </w:rPr>
+        <w:t>SuaSanPham</w:t>
+      </w:r>
+      <w:r>
+        <w:t xml:space="preserve"> trong controller (GET + POST chuẩn)</w:t>
+      </w:r>
+    </w:p>
+    <w:p>
+      <w:r>
+        <w:t xml:space="preserve">2) Sửa view </w:t>
+      </w:r>
+      <w:r>
+        <w:rPr>
+          <w:u w:val="single"/>
+        </w:rPr>
+        <w:t>SuaSanPham.cshtml</w:t>
+      </w:r>
+      <w:r>
+        <w:t xml:space="preserve"> để gửi đúng </w:t>
+      </w:r>
+      <w:r>
+        <w:rPr>
+          <w:u w:val="single"/>
+        </w:rPr>
+        <w:t>MaHh</w:t>
+      </w:r>
+      <w:r>
+        <w:t xml:space="preserve"> + upload hình</w:t>
+      </w:r>
+    </w:p>
+    <w:p>
+      <w:r>
+        <w:t xml:space="preserve">3) Bật nút “Sửa” tại danh sách </w:t>
+      </w:r>
+      <w:r>
+        <w:rPr>
+          <w:u w:val="single"/>
+        </w:rPr>
+        <w:t>DanhMucSanPham.cshtml</w:t>
       </w:r>
     </w:p>
     <w:p/>
